--- a/docs/火车订票系统课程设计报告.docx
+++ b/docs/火车订票系统课程设计报告.docx
@@ -3240,7 +3240,7 @@
           <w:b w:val="0"/>
           <w:sz w:val="24"/>
         </w:rPr>
-        <w:t>概念模型以“订单”为核心：一个用户可以拥有多个订单；一个订单包含一个乘车人记录并占用一个班次座位；一个班次属于一趟列车；列车通过停靠关系连接车站，列车由车厢和座位构成。班次座位将静态座位映射到具体出发日期，并保存票价和可售状态，从而支持余票查询和并发订票。</w:t>
+        <w:t>概念模型以“订单”为核心：一个用户可以拥有多个订单；一个订单包含一个乘车人记录并占用一个班次座位；一个班次属于一趟列车；列车通过途经站实体连接车站，途经站保存站序和到发时刻；列车由车厢和座位构成。班次座位将静态座位映射到具体出发日期，并保存票价和可售状态，从而支持余票查询和并发订票。</w:t>
       </w:r>
     </w:p>
     <w:p>
@@ -3251,7 +3251,7 @@
       <w:r>
         <w:drawing>
           <wp:inline xmlns:a="http://schemas.openxmlformats.org/drawingml/2006/main" xmlns:pic="http://schemas.openxmlformats.org/drawingml/2006/picture">
-            <wp:extent cx="5806440" cy="3508058"/>
+            <wp:extent cx="5806440" cy="3629025"/>
             <wp:docPr id="1" name="Picture 1"/>
             <wp:cNvGraphicFramePr>
               <a:graphicFrameLocks noChangeAspect="1"/>
@@ -3272,7 +3272,7 @@
                   <pic:spPr>
                     <a:xfrm>
                       <a:off x="0" y="0"/>
-                      <a:ext cx="5806440" cy="3508058"/>
+                      <a:ext cx="5806440" cy="3629025"/>
                     </a:xfrm>
                     <a:prstGeom prst="rect"/>
                   </pic:spPr>
@@ -3324,7 +3324,7 @@
           <w:b w:val="0"/>
           <w:sz w:val="24"/>
         </w:rPr>
-        <w:t>关系模型共包含 9 张核心表。所有表均使用 InnoDB 引擎；主键保证实体完整性，外键维护参照完整性，检查约束与状态字段维护用户定义完整性。以下表格列出每个关系的主要属性、数据类型和约束说明。</w:t>
+        <w:t>关系模型共包含 10 张表。所有表均使用 InnoDB 引擎；主键保证实体完整性，外键维护参照完整性，检查约束与状态字段维护用户定义完整性。以下表格列出每个关系的主要属性、数据类型和约束说明。</w:t>
       </w:r>
     </w:p>
     <w:p>
@@ -6312,7 +6312,7 @@
           <w:b/>
           <w:sz w:val="24"/>
         </w:rPr>
-        <w:t>9. 订单与乘车人表 orders / order_passengers</w:t>
+        <w:t>9. 订单表 orders</w:t>
       </w:r>
     </w:p>
     <w:tbl>
@@ -6413,7 +6413,7 @@
                 <w:b w:val="0"/>
                 <w:sz w:val="21"/>
               </w:rPr>
-              <w:t>order_id / order_passenger_id</w:t>
+              <w:t>order_id</w:t>
             </w:r>
           </w:p>
         </w:tc>
@@ -6453,7 +6453,7 @@
                 <w:b w:val="0"/>
                 <w:sz w:val="21"/>
               </w:rPr>
-              <w:t>各自主键</w:t>
+              <w:t>主键，自增</w:t>
             </w:r>
           </w:p>
         </w:tc>
@@ -6516,7 +6516,7 @@
                 <w:b w:val="0"/>
                 <w:sz w:val="21"/>
               </w:rPr>
-              <w:t>订单唯一编号</w:t>
+              <w:t>唯一，订单编号</w:t>
             </w:r>
           </w:p>
         </w:tc>
@@ -6539,7 +6539,7 @@
                 <w:b w:val="0"/>
                 <w:sz w:val="21"/>
               </w:rPr>
-              <w:t>user_id / schedule_id</w:t>
+              <w:t>user_id</w:t>
             </w:r>
           </w:p>
         </w:tc>
@@ -6579,7 +6579,7 @@
                 <w:b w:val="0"/>
                 <w:sz w:val="21"/>
               </w:rPr>
-              <w:t>关联用户和班次</w:t>
+              <w:t>外键，关联用户</w:t>
             </w:r>
           </w:p>
         </w:tc>
@@ -6602,7 +6602,7 @@
                 <w:b w:val="0"/>
                 <w:sz w:val="21"/>
               </w:rPr>
-              <w:t>schedule_seat_id</w:t>
+              <w:t>schedule_id</w:t>
             </w:r>
           </w:p>
         </w:tc>
@@ -6642,7 +6642,7 @@
                 <w:b w:val="0"/>
                 <w:sz w:val="21"/>
               </w:rPr>
-              <w:t>唯一，避免座位重复出票</w:t>
+              <w:t>外键，关联班次</w:t>
             </w:r>
           </w:p>
         </w:tc>
@@ -6665,6 +6665,69 @@
                 <w:b w:val="0"/>
                 <w:sz w:val="21"/>
               </w:rPr>
+              <w:t>departure_station_id / arrival_station_id</w:t>
+            </w:r>
+          </w:p>
+        </w:tc>
+        <w:tc>
+          <w:tcPr>
+            <w:tcW w:type="dxa" w:w="2324"/>
+            <w:vAlign w:val="center"/>
+          </w:tcPr>
+          <w:p>
+            <w:pPr>
+              <w:spacing w:after="0" w:line="320" w:lineRule="exact"/>
+              <w:jc w:val="left"/>
+            </w:pPr>
+            <w:r>
+              <w:rPr>
+                <w:rFonts w:ascii="Times New Roman" w:hAnsi="Times New Roman" w:eastAsia="宋体"/>
+                <w:b w:val="0"/>
+                <w:sz w:val="21"/>
+              </w:rPr>
+              <w:t>BIGINT</w:t>
+            </w:r>
+          </w:p>
+        </w:tc>
+        <w:tc>
+          <w:tcPr>
+            <w:tcW w:type="dxa" w:w="4536"/>
+            <w:vAlign w:val="center"/>
+          </w:tcPr>
+          <w:p>
+            <w:pPr>
+              <w:spacing w:after="0" w:line="320" w:lineRule="exact"/>
+              <w:jc w:val="center"/>
+            </w:pPr>
+            <w:r>
+              <w:rPr>
+                <w:rFonts w:ascii="Times New Roman" w:hAnsi="Times New Roman" w:eastAsia="宋体"/>
+                <w:b w:val="0"/>
+                <w:sz w:val="21"/>
+              </w:rPr>
+              <w:t>外键，出发/到达站，检查约束保证二者不等</w:t>
+            </w:r>
+          </w:p>
+        </w:tc>
+      </w:tr>
+      <w:tr>
+        <w:trPr/>
+        <w:tc>
+          <w:tcPr>
+            <w:tcW w:type="dxa" w:w="2381"/>
+            <w:vAlign w:val="center"/>
+          </w:tcPr>
+          <w:p>
+            <w:pPr>
+              <w:spacing w:after="0" w:line="320" w:lineRule="exact"/>
+              <w:jc w:val="center"/>
+            </w:pPr>
+            <w:r>
+              <w:rPr>
+                <w:rFonts w:ascii="Times New Roman" w:hAnsi="Times New Roman" w:eastAsia="宋体"/>
+                <w:b w:val="0"/>
+                <w:sz w:val="21"/>
+              </w:rPr>
               <w:t>order_status</w:t>
             </w:r>
           </w:p>
@@ -6706,6 +6769,69 @@
                 <w:sz w:val="21"/>
               </w:rPr>
               <w:t>PENDING、CONFIRMED、CANCELED</w:t>
+            </w:r>
+          </w:p>
+        </w:tc>
+      </w:tr>
+      <w:tr>
+        <w:trPr/>
+        <w:tc>
+          <w:tcPr>
+            <w:tcW w:type="dxa" w:w="2381"/>
+            <w:vAlign w:val="center"/>
+          </w:tcPr>
+          <w:p>
+            <w:pPr>
+              <w:spacing w:after="0" w:line="320" w:lineRule="exact"/>
+              <w:jc w:val="center"/>
+            </w:pPr>
+            <w:r>
+              <w:rPr>
+                <w:rFonts w:ascii="Times New Roman" w:hAnsi="Times New Roman" w:eastAsia="宋体"/>
+                <w:b w:val="0"/>
+                <w:sz w:val="21"/>
+              </w:rPr>
+              <w:t>total_amount</w:t>
+            </w:r>
+          </w:p>
+        </w:tc>
+        <w:tc>
+          <w:tcPr>
+            <w:tcW w:type="dxa" w:w="2324"/>
+            <w:vAlign w:val="center"/>
+          </w:tcPr>
+          <w:p>
+            <w:pPr>
+              <w:spacing w:after="0" w:line="320" w:lineRule="exact"/>
+              <w:jc w:val="left"/>
+            </w:pPr>
+            <w:r>
+              <w:rPr>
+                <w:rFonts w:ascii="Times New Roman" w:hAnsi="Times New Roman" w:eastAsia="宋体"/>
+                <w:b w:val="0"/>
+                <w:sz w:val="21"/>
+              </w:rPr>
+              <w:t>DECIMAL(10,2)</w:t>
+            </w:r>
+          </w:p>
+        </w:tc>
+        <w:tc>
+          <w:tcPr>
+            <w:tcW w:type="dxa" w:w="4536"/>
+            <w:vAlign w:val="center"/>
+          </w:tcPr>
+          <w:p>
+            <w:pPr>
+              <w:spacing w:after="0" w:line="320" w:lineRule="exact"/>
+              <w:jc w:val="center"/>
+            </w:pPr>
+            <w:r>
+              <w:rPr>
+                <w:rFonts w:ascii="Times New Roman" w:hAnsi="Times New Roman" w:eastAsia="宋体"/>
+                <w:b w:val="0"/>
+                <w:sz w:val="21"/>
+              </w:rPr>
+              <w:t>大于 0，订单总金额</w:t>
             </w:r>
           </w:p>
         </w:tc>
@@ -6723,7 +6849,541 @@
           <w:b/>
           <w:sz w:val="24"/>
         </w:rPr>
-        <w:t>（三）数据库高级对象与并发控制</w:t>
+        <w:t>10. 订单乘车人表 order_passengers</w:t>
+      </w:r>
+    </w:p>
+    <w:tbl>
+      <w:tblPr>
+        <w:tblStyle w:val="a3"/>
+        <w:tblW w:type="auto" w:w="0"/>
+        <w:tblLayout w:type="fixed"/>
+        <w:tblLook w:firstColumn="1" w:firstRow="1" w:lastColumn="0" w:lastRow="0" w:noHBand="0" w:noVBand="1" w:val="04A0"/>
+      </w:tblPr>
+      <w:tblGrid>
+        <w:gridCol w:w="2769"/>
+        <w:gridCol w:w="2769"/>
+        <w:gridCol w:w="2769"/>
+      </w:tblGrid>
+      <w:tr>
+        <w:trPr>
+          <w:tblHeader w:val="true"/>
+        </w:trPr>
+        <w:tc>
+          <w:tcPr>
+            <w:tcW w:type="dxa" w:w="2381"/>
+            <w:vAlign w:val="center"/>
+            <w:shd w:fill="E9EFF4"/>
+          </w:tcPr>
+          <w:p>
+            <w:pPr>
+              <w:spacing w:after="0" w:line="320" w:lineRule="exact"/>
+              <w:jc w:val="center"/>
+            </w:pPr>
+            <w:r>
+              <w:rPr>
+                <w:rFonts w:ascii="Times New Roman" w:hAnsi="Times New Roman" w:eastAsia="宋体"/>
+                <w:b/>
+                <w:sz w:val="21"/>
+              </w:rPr>
+              <w:t>属性名</w:t>
+            </w:r>
+          </w:p>
+        </w:tc>
+        <w:tc>
+          <w:tcPr>
+            <w:tcW w:type="dxa" w:w="2324"/>
+            <w:vAlign w:val="center"/>
+            <w:shd w:fill="E9EFF4"/>
+          </w:tcPr>
+          <w:p>
+            <w:pPr>
+              <w:spacing w:after="0" w:line="320" w:lineRule="exact"/>
+              <w:jc w:val="center"/>
+            </w:pPr>
+            <w:r>
+              <w:rPr>
+                <w:rFonts w:ascii="Times New Roman" w:hAnsi="Times New Roman" w:eastAsia="宋体"/>
+                <w:b/>
+                <w:sz w:val="21"/>
+              </w:rPr>
+              <w:t>数据类型</w:t>
+            </w:r>
+          </w:p>
+        </w:tc>
+        <w:tc>
+          <w:tcPr>
+            <w:tcW w:type="dxa" w:w="4536"/>
+            <w:vAlign w:val="center"/>
+            <w:shd w:fill="E9EFF4"/>
+          </w:tcPr>
+          <w:p>
+            <w:pPr>
+              <w:spacing w:after="0" w:line="320" w:lineRule="exact"/>
+              <w:jc w:val="center"/>
+            </w:pPr>
+            <w:r>
+              <w:rPr>
+                <w:rFonts w:ascii="Times New Roman" w:hAnsi="Times New Roman" w:eastAsia="宋体"/>
+                <w:b/>
+                <w:sz w:val="21"/>
+              </w:rPr>
+              <w:t>约束说明</w:t>
+            </w:r>
+          </w:p>
+        </w:tc>
+      </w:tr>
+      <w:tr>
+        <w:trPr/>
+        <w:tc>
+          <w:tcPr>
+            <w:tcW w:type="dxa" w:w="2381"/>
+            <w:vAlign w:val="center"/>
+          </w:tcPr>
+          <w:p>
+            <w:pPr>
+              <w:spacing w:after="0" w:line="320" w:lineRule="exact"/>
+              <w:jc w:val="center"/>
+            </w:pPr>
+            <w:r>
+              <w:rPr>
+                <w:rFonts w:ascii="Times New Roman" w:hAnsi="Times New Roman" w:eastAsia="宋体"/>
+                <w:b w:val="0"/>
+                <w:sz w:val="21"/>
+              </w:rPr>
+              <w:t>order_passenger_id</w:t>
+            </w:r>
+          </w:p>
+        </w:tc>
+        <w:tc>
+          <w:tcPr>
+            <w:tcW w:type="dxa" w:w="2324"/>
+            <w:vAlign w:val="center"/>
+          </w:tcPr>
+          <w:p>
+            <w:pPr>
+              <w:spacing w:after="0" w:line="320" w:lineRule="exact"/>
+              <w:jc w:val="left"/>
+            </w:pPr>
+            <w:r>
+              <w:rPr>
+                <w:rFonts w:ascii="Times New Roman" w:hAnsi="Times New Roman" w:eastAsia="宋体"/>
+                <w:b w:val="0"/>
+                <w:sz w:val="21"/>
+              </w:rPr>
+              <w:t>BIGINT</w:t>
+            </w:r>
+          </w:p>
+        </w:tc>
+        <w:tc>
+          <w:tcPr>
+            <w:tcW w:type="dxa" w:w="4536"/>
+            <w:vAlign w:val="center"/>
+          </w:tcPr>
+          <w:p>
+            <w:pPr>
+              <w:spacing w:after="0" w:line="320" w:lineRule="exact"/>
+              <w:jc w:val="center"/>
+            </w:pPr>
+            <w:r>
+              <w:rPr>
+                <w:rFonts w:ascii="Times New Roman" w:hAnsi="Times New Roman" w:eastAsia="宋体"/>
+                <w:b w:val="0"/>
+                <w:sz w:val="21"/>
+              </w:rPr>
+              <w:t>主键，自增</w:t>
+            </w:r>
+          </w:p>
+        </w:tc>
+      </w:tr>
+      <w:tr>
+        <w:trPr/>
+        <w:tc>
+          <w:tcPr>
+            <w:tcW w:type="dxa" w:w="2381"/>
+            <w:vAlign w:val="center"/>
+          </w:tcPr>
+          <w:p>
+            <w:pPr>
+              <w:spacing w:after="0" w:line="320" w:lineRule="exact"/>
+              <w:jc w:val="center"/>
+            </w:pPr>
+            <w:r>
+              <w:rPr>
+                <w:rFonts w:ascii="Times New Roman" w:hAnsi="Times New Roman" w:eastAsia="宋体"/>
+                <w:b w:val="0"/>
+                <w:sz w:val="21"/>
+              </w:rPr>
+              <w:t>order_id</w:t>
+            </w:r>
+          </w:p>
+        </w:tc>
+        <w:tc>
+          <w:tcPr>
+            <w:tcW w:type="dxa" w:w="2324"/>
+            <w:vAlign w:val="center"/>
+          </w:tcPr>
+          <w:p>
+            <w:pPr>
+              <w:spacing w:after="0" w:line="320" w:lineRule="exact"/>
+              <w:jc w:val="left"/>
+            </w:pPr>
+            <w:r>
+              <w:rPr>
+                <w:rFonts w:ascii="Times New Roman" w:hAnsi="Times New Roman" w:eastAsia="宋体"/>
+                <w:b w:val="0"/>
+                <w:sz w:val="21"/>
+              </w:rPr>
+              <w:t>BIGINT</w:t>
+            </w:r>
+          </w:p>
+        </w:tc>
+        <w:tc>
+          <w:tcPr>
+            <w:tcW w:type="dxa" w:w="4536"/>
+            <w:vAlign w:val="center"/>
+          </w:tcPr>
+          <w:p>
+            <w:pPr>
+              <w:spacing w:after="0" w:line="320" w:lineRule="exact"/>
+              <w:jc w:val="center"/>
+            </w:pPr>
+            <w:r>
+              <w:rPr>
+                <w:rFonts w:ascii="Times New Roman" w:hAnsi="Times New Roman" w:eastAsia="宋体"/>
+                <w:b w:val="0"/>
+                <w:sz w:val="21"/>
+              </w:rPr>
+              <w:t>外键，关联订单</w:t>
+            </w:r>
+          </w:p>
+        </w:tc>
+      </w:tr>
+      <w:tr>
+        <w:trPr/>
+        <w:tc>
+          <w:tcPr>
+            <w:tcW w:type="dxa" w:w="2381"/>
+            <w:vAlign w:val="center"/>
+          </w:tcPr>
+          <w:p>
+            <w:pPr>
+              <w:spacing w:after="0" w:line="320" w:lineRule="exact"/>
+              <w:jc w:val="center"/>
+            </w:pPr>
+            <w:r>
+              <w:rPr>
+                <w:rFonts w:ascii="Times New Roman" w:hAnsi="Times New Roman" w:eastAsia="宋体"/>
+                <w:b w:val="0"/>
+                <w:sz w:val="21"/>
+              </w:rPr>
+              <w:t>schedule_seat_id</w:t>
+            </w:r>
+          </w:p>
+        </w:tc>
+        <w:tc>
+          <w:tcPr>
+            <w:tcW w:type="dxa" w:w="2324"/>
+            <w:vAlign w:val="center"/>
+          </w:tcPr>
+          <w:p>
+            <w:pPr>
+              <w:spacing w:after="0" w:line="320" w:lineRule="exact"/>
+              <w:jc w:val="left"/>
+            </w:pPr>
+            <w:r>
+              <w:rPr>
+                <w:rFonts w:ascii="Times New Roman" w:hAnsi="Times New Roman" w:eastAsia="宋体"/>
+                <w:b w:val="0"/>
+                <w:sz w:val="21"/>
+              </w:rPr>
+              <w:t>BIGINT</w:t>
+            </w:r>
+          </w:p>
+        </w:tc>
+        <w:tc>
+          <w:tcPr>
+            <w:tcW w:type="dxa" w:w="4536"/>
+            <w:vAlign w:val="center"/>
+          </w:tcPr>
+          <w:p>
+            <w:pPr>
+              <w:spacing w:after="0" w:line="320" w:lineRule="exact"/>
+              <w:jc w:val="center"/>
+            </w:pPr>
+            <w:r>
+              <w:rPr>
+                <w:rFonts w:ascii="Times New Roman" w:hAnsi="Times New Roman" w:eastAsia="宋体"/>
+                <w:b w:val="0"/>
+                <w:sz w:val="21"/>
+              </w:rPr>
+              <w:t>外键，唯一，避免座位重复出票</w:t>
+            </w:r>
+          </w:p>
+        </w:tc>
+      </w:tr>
+      <w:tr>
+        <w:trPr/>
+        <w:tc>
+          <w:tcPr>
+            <w:tcW w:type="dxa" w:w="2381"/>
+            <w:vAlign w:val="center"/>
+          </w:tcPr>
+          <w:p>
+            <w:pPr>
+              <w:spacing w:after="0" w:line="320" w:lineRule="exact"/>
+              <w:jc w:val="center"/>
+            </w:pPr>
+            <w:r>
+              <w:rPr>
+                <w:rFonts w:ascii="Times New Roman" w:hAnsi="Times New Roman" w:eastAsia="宋体"/>
+                <w:b w:val="0"/>
+                <w:sz w:val="21"/>
+              </w:rPr>
+              <w:t>passenger_name</w:t>
+            </w:r>
+          </w:p>
+        </w:tc>
+        <w:tc>
+          <w:tcPr>
+            <w:tcW w:type="dxa" w:w="2324"/>
+            <w:vAlign w:val="center"/>
+          </w:tcPr>
+          <w:p>
+            <w:pPr>
+              <w:spacing w:after="0" w:line="320" w:lineRule="exact"/>
+              <w:jc w:val="left"/>
+            </w:pPr>
+            <w:r>
+              <w:rPr>
+                <w:rFonts w:ascii="Times New Roman" w:hAnsi="Times New Roman" w:eastAsia="宋体"/>
+                <w:b w:val="0"/>
+                <w:sz w:val="21"/>
+              </w:rPr>
+              <w:t>VARCHAR(32)</w:t>
+            </w:r>
+          </w:p>
+        </w:tc>
+        <w:tc>
+          <w:tcPr>
+            <w:tcW w:type="dxa" w:w="4536"/>
+            <w:vAlign w:val="center"/>
+          </w:tcPr>
+          <w:p>
+            <w:pPr>
+              <w:spacing w:after="0" w:line="320" w:lineRule="exact"/>
+              <w:jc w:val="center"/>
+            </w:pPr>
+            <w:r>
+              <w:rPr>
+                <w:rFonts w:ascii="Times New Roman" w:hAnsi="Times New Roman" w:eastAsia="宋体"/>
+                <w:b w:val="0"/>
+                <w:sz w:val="21"/>
+              </w:rPr>
+              <w:t>非空，乘车人姓名</w:t>
+            </w:r>
+          </w:p>
+        </w:tc>
+      </w:tr>
+      <w:tr>
+        <w:trPr/>
+        <w:tc>
+          <w:tcPr>
+            <w:tcW w:type="dxa" w:w="2381"/>
+            <w:vAlign w:val="center"/>
+          </w:tcPr>
+          <w:p>
+            <w:pPr>
+              <w:spacing w:after="0" w:line="320" w:lineRule="exact"/>
+              <w:jc w:val="center"/>
+            </w:pPr>
+            <w:r>
+              <w:rPr>
+                <w:rFonts w:ascii="Times New Roman" w:hAnsi="Times New Roman" w:eastAsia="宋体"/>
+                <w:b w:val="0"/>
+                <w:sz w:val="21"/>
+              </w:rPr>
+              <w:t>passenger_id_number</w:t>
+            </w:r>
+          </w:p>
+        </w:tc>
+        <w:tc>
+          <w:tcPr>
+            <w:tcW w:type="dxa" w:w="2324"/>
+            <w:vAlign w:val="center"/>
+          </w:tcPr>
+          <w:p>
+            <w:pPr>
+              <w:spacing w:after="0" w:line="320" w:lineRule="exact"/>
+              <w:jc w:val="left"/>
+            </w:pPr>
+            <w:r>
+              <w:rPr>
+                <w:rFonts w:ascii="Times New Roman" w:hAnsi="Times New Roman" w:eastAsia="宋体"/>
+                <w:b w:val="0"/>
+                <w:sz w:val="21"/>
+              </w:rPr>
+              <w:t>VARCHAR(18)</w:t>
+            </w:r>
+          </w:p>
+        </w:tc>
+        <w:tc>
+          <w:tcPr>
+            <w:tcW w:type="dxa" w:w="4536"/>
+            <w:vAlign w:val="center"/>
+          </w:tcPr>
+          <w:p>
+            <w:pPr>
+              <w:spacing w:after="0" w:line="320" w:lineRule="exact"/>
+              <w:jc w:val="center"/>
+            </w:pPr>
+            <w:r>
+              <w:rPr>
+                <w:rFonts w:ascii="Times New Roman" w:hAnsi="Times New Roman" w:eastAsia="宋体"/>
+                <w:b w:val="0"/>
+                <w:sz w:val="21"/>
+              </w:rPr>
+              <w:t>非空，乘车人证件号</w:t>
+            </w:r>
+          </w:p>
+        </w:tc>
+      </w:tr>
+      <w:tr>
+        <w:trPr/>
+        <w:tc>
+          <w:tcPr>
+            <w:tcW w:type="dxa" w:w="2381"/>
+            <w:vAlign w:val="center"/>
+          </w:tcPr>
+          <w:p>
+            <w:pPr>
+              <w:spacing w:after="0" w:line="320" w:lineRule="exact"/>
+              <w:jc w:val="center"/>
+            </w:pPr>
+            <w:r>
+              <w:rPr>
+                <w:rFonts w:ascii="Times New Roman" w:hAnsi="Times New Roman" w:eastAsia="宋体"/>
+                <w:b w:val="0"/>
+                <w:sz w:val="21"/>
+              </w:rPr>
+              <w:t>ticket_price</w:t>
+            </w:r>
+          </w:p>
+        </w:tc>
+        <w:tc>
+          <w:tcPr>
+            <w:tcW w:type="dxa" w:w="2324"/>
+            <w:vAlign w:val="center"/>
+          </w:tcPr>
+          <w:p>
+            <w:pPr>
+              <w:spacing w:after="0" w:line="320" w:lineRule="exact"/>
+              <w:jc w:val="left"/>
+            </w:pPr>
+            <w:r>
+              <w:rPr>
+                <w:rFonts w:ascii="Times New Roman" w:hAnsi="Times New Roman" w:eastAsia="宋体"/>
+                <w:b w:val="0"/>
+                <w:sz w:val="21"/>
+              </w:rPr>
+              <w:t>DECIMAL(10,2)</w:t>
+            </w:r>
+          </w:p>
+        </w:tc>
+        <w:tc>
+          <w:tcPr>
+            <w:tcW w:type="dxa" w:w="4536"/>
+            <w:vAlign w:val="center"/>
+          </w:tcPr>
+          <w:p>
+            <w:pPr>
+              <w:spacing w:after="0" w:line="320" w:lineRule="exact"/>
+              <w:jc w:val="center"/>
+            </w:pPr>
+            <w:r>
+              <w:rPr>
+                <w:rFonts w:ascii="Times New Roman" w:hAnsi="Times New Roman" w:eastAsia="宋体"/>
+                <w:b w:val="0"/>
+                <w:sz w:val="21"/>
+              </w:rPr>
+              <w:t>大于 0，成交票价快照</w:t>
+            </w:r>
+          </w:p>
+        </w:tc>
+      </w:tr>
+    </w:tbl>
+    <w:p>
+      <w:pPr>
+        <w:keepNext/>
+        <w:spacing w:before="200" w:after="100"/>
+        <w:jc w:val="both"/>
+      </w:pPr>
+      <w:r>
+        <w:rPr>
+          <w:rFonts w:ascii="Times New Roman" w:hAnsi="Times New Roman" w:eastAsia="宋体"/>
+          <w:b/>
+          <w:sz w:val="24"/>
+        </w:rPr>
+        <w:t>（三）规范化程度分析</w:t>
+      </w:r>
+    </w:p>
+    <w:p>
+      <w:pPr>
+        <w:spacing w:line="400" w:lineRule="exact" w:before="0" w:after="120"/>
+        <w:ind w:firstLine="420"/>
+        <w:jc w:val="both"/>
+      </w:pPr>
+      <w:r>
+        <w:rPr>
+          <w:rFonts w:ascii="Times New Roman" w:hAnsi="Times New Roman" w:eastAsia="宋体"/>
+          <w:b w:val="0"/>
+          <w:sz w:val="24"/>
+        </w:rPr>
+        <w:t>数据库规范化以函数依赖为判定依据。各表的属性均不可再分，满足第一范式；除列车停靠表使用（列车ID，车站ID）联合主键外，其余表均为单属性代理主键，天然不存在非主属性对候选键的部分函数依赖，满足第二范式。在联合主键表中，站序、到达时间、发车时间和跨天偏移均完全函数依赖于整个候选键，同样不存在部分依赖。</w:t>
+      </w:r>
+    </w:p>
+    <w:p>
+      <w:pPr>
+        <w:spacing w:line="400" w:lineRule="exact" w:before="0" w:after="120"/>
+        <w:ind w:firstLine="420"/>
+        <w:jc w:val="both"/>
+      </w:pPr>
+      <w:r>
+        <w:rPr>
+          <w:rFonts w:ascii="Times New Roman" w:hAnsi="Times New Roman" w:eastAsia="宋体"/>
+          <w:b w:val="0"/>
+          <w:sz w:val="24"/>
+        </w:rPr>
+        <w:t>在第三范式检查中，各表的非主属性之间不存在传递函数依赖：席别由车厢直接决定并保存在车厢表中，座位表只保存座位号，未出现“座位→车厢→席别”的冗余链；订单金额直接依赖订单号，乘车人票价保存在乘车人记录中，订单表不重复存储逐票价格；车站、列车的描述属性均直接依赖各自主键。据此，全部 10 张表均满足第三范式，且所有决定因素都是候选键，符合 BCNF 的判定条件。</w:t>
+      </w:r>
+    </w:p>
+    <w:p>
+      <w:pPr>
+        <w:spacing w:line="400" w:lineRule="exact" w:before="0" w:after="120"/>
+        <w:ind w:firstLine="420"/>
+        <w:jc w:val="both"/>
+      </w:pPr>
+      <w:r>
+        <w:rPr>
+          <w:rFonts w:ascii="Times New Roman" w:hAnsi="Times New Roman" w:eastAsia="宋体"/>
+          <w:b w:val="0"/>
+          <w:sz w:val="24"/>
+        </w:rPr>
+        <w:t>设计中保留了两处有业务含义的受控冗余：班次座位表的票价和订单乘车人表的票价都是成交当时的快照。铁路票价会随班次和日期调整，若仅通过联表实时计算，历史订单金额将随价格变动而失真；将票价随订单固化保存后，账务可追溯、可对账。两处字段均受检查约束（票价大于 0）保护，并在存储过程事务内一次性写入，保证数据一致。整体设计在满足第三范式的前提下，以少量快照字段换取业务可追溯性，是规范化程度与业务需求之间的合理权衡。</w:t>
+      </w:r>
+    </w:p>
+    <w:p>
+      <w:pPr>
+        <w:keepNext/>
+        <w:spacing w:before="200" w:after="100"/>
+        <w:jc w:val="both"/>
+      </w:pPr>
+      <w:r>
+        <w:rPr>
+          <w:rFonts w:ascii="Times New Roman" w:hAnsi="Times New Roman" w:eastAsia="宋体"/>
+          <w:b/>
+          <w:sz w:val="24"/>
+        </w:rPr>
+        <w:t>（四）数据库高级对象与并发控制</w:t>
       </w:r>
     </w:p>
     <w:tbl>
@@ -7601,7 +8261,7 @@
       <w:r>
         <w:drawing>
           <wp:inline xmlns:a="http://schemas.openxmlformats.org/drawingml/2006/main" xmlns:pic="http://schemas.openxmlformats.org/drawingml/2006/picture">
-            <wp:extent cx="5806440" cy="4032250"/>
+            <wp:extent cx="5806440" cy="5897166"/>
             <wp:docPr id="2" name="Picture 2"/>
             <wp:cNvGraphicFramePr>
               <a:graphicFrameLocks noChangeAspect="1"/>
@@ -7622,7 +8282,7 @@
                   <pic:spPr>
                     <a:xfrm>
                       <a:off x="0" y="0"/>
-                      <a:ext cx="5806440" cy="4032250"/>
+                      <a:ext cx="5806440" cy="5897166"/>
                     </a:xfrm>
                     <a:prstGeom prst="rect"/>
                   </pic:spPr>
@@ -7655,7 +8315,7 @@
       <w:r>
         <w:drawing>
           <wp:inline xmlns:a="http://schemas.openxmlformats.org/drawingml/2006/main" xmlns:pic="http://schemas.openxmlformats.org/drawingml/2006/picture">
-            <wp:extent cx="5806440" cy="4032250"/>
+            <wp:extent cx="5806440" cy="5897166"/>
             <wp:docPr id="3" name="Picture 3"/>
             <wp:cNvGraphicFramePr>
               <a:graphicFrameLocks noChangeAspect="1"/>
@@ -7676,7 +8336,7 @@
                   <pic:spPr>
                     <a:xfrm>
                       <a:off x="0" y="0"/>
-                      <a:ext cx="5806440" cy="4032250"/>
+                      <a:ext cx="5806440" cy="5897166"/>
                     </a:xfrm>
                     <a:prstGeom prst="rect"/>
                   </pic:spPr>
@@ -7709,7 +8369,7 @@
       <w:r>
         <w:drawing>
           <wp:inline xmlns:a="http://schemas.openxmlformats.org/drawingml/2006/main" xmlns:pic="http://schemas.openxmlformats.org/drawingml/2006/picture">
-            <wp:extent cx="5806440" cy="4032250"/>
+            <wp:extent cx="5806440" cy="5897166"/>
             <wp:docPr id="4" name="Picture 4"/>
             <wp:cNvGraphicFramePr>
               <a:graphicFrameLocks noChangeAspect="1"/>
@@ -7730,7 +8390,7 @@
                   <pic:spPr>
                     <a:xfrm>
                       <a:off x="0" y="0"/>
-                      <a:ext cx="5806440" cy="4032250"/>
+                      <a:ext cx="5806440" cy="5897166"/>
                     </a:xfrm>
                     <a:prstGeom prst="rect"/>
                   </pic:spPr>

--- a/docs/火车订票系统课程设计报告.docx
+++ b/docs/火车订票系统课程设计报告.docx
@@ -7116,7 +7116,70 @@
                 <w:b w:val="0"/>
                 <w:sz w:val="21"/>
               </w:rPr>
-              <w:t>外键，唯一，避免座位重复出票</w:t>
+              <w:t>外键，关联班次座位</w:t>
+            </w:r>
+          </w:p>
+        </w:tc>
+      </w:tr>
+      <w:tr>
+        <w:trPr/>
+        <w:tc>
+          <w:tcPr>
+            <w:tcW w:type="dxa" w:w="2381"/>
+            <w:vAlign w:val="center"/>
+          </w:tcPr>
+          <w:p>
+            <w:pPr>
+              <w:spacing w:after="0" w:line="320" w:lineRule="exact"/>
+              <w:jc w:val="center"/>
+            </w:pPr>
+            <w:r>
+              <w:rPr>
+                <w:rFonts w:ascii="Times New Roman" w:hAnsi="Times New Roman" w:eastAsia="宋体"/>
+                <w:b w:val="0"/>
+                <w:sz w:val="21"/>
+              </w:rPr>
+              <w:t>seat_lease_key</w:t>
+            </w:r>
+          </w:p>
+        </w:tc>
+        <w:tc>
+          <w:tcPr>
+            <w:tcW w:type="dxa" w:w="2324"/>
+            <w:vAlign w:val="center"/>
+          </w:tcPr>
+          <w:p>
+            <w:pPr>
+              <w:spacing w:after="0" w:line="320" w:lineRule="exact"/>
+              <w:jc w:val="left"/>
+            </w:pPr>
+            <w:r>
+              <w:rPr>
+                <w:rFonts w:ascii="Times New Roman" w:hAnsi="Times New Roman" w:eastAsia="宋体"/>
+                <w:b w:val="0"/>
+                <w:sz w:val="21"/>
+              </w:rPr>
+              <w:t>BIGINT</w:t>
+            </w:r>
+          </w:p>
+        </w:tc>
+        <w:tc>
+          <w:tcPr>
+            <w:tcW w:type="dxa" w:w="4536"/>
+            <w:vAlign w:val="center"/>
+          </w:tcPr>
+          <w:p>
+            <w:pPr>
+              <w:spacing w:after="0" w:line="320" w:lineRule="exact"/>
+              <w:jc w:val="center"/>
+            </w:pPr>
+            <w:r>
+              <w:rPr>
+                <w:rFonts w:ascii="Times New Roman" w:hAnsi="Times New Roman" w:eastAsia="宋体"/>
+                <w:b w:val="0"/>
+                <w:sz w:val="21"/>
+              </w:rPr>
+              <w:t>唯一，有效票标识：出票写入座位ID，退票置空，防止同一座位重复出票</w:t>
             </w:r>
           </w:p>
         </w:tc>
@@ -7857,7 +7920,7 @@
           <w:b w:val="0"/>
           <w:sz w:val="24"/>
         </w:rPr>
-        <w:t>并发控制方面，订单创建存储过程先开启事务，再使用 SELECT ... FOR UPDATE 对满足条件的最小可售座位执行排他锁。随后以 seat_status='AVAILABLE' 为条件更新座位状态，并检查影响行数是否为 1。若两个用户同时抢购最后一张票，后到的事务会在锁释放后发现没有可售座位并回滚，从而避免超卖。</w:t>
+        <w:t>并发控制方面，订单创建存储过程先开启事务，再使用 SELECT ... FOR UPDATE 对满足条件的最小可售座位执行排他锁。随后以 seat_status='AVAILABLE' 为条件更新座位状态，并检查影响行数是否为 1。若两个用户同时抢购最后一张票，后到的事务会在锁释放后发现没有可售座位并回滚，从而避免超卖。此外，订单乘车人表以 seat_lease_key 建立唯一约束作为数据库级兜底：出票时该列写入座位标识，退票触发器将其置空。历史车票因此不再阻碍已释放座位的再次出售，而同一座位同时存在两张有效车票的情形仍会被唯一约束直接拒绝。</w:t>
       </w:r>
     </w:p>
     <w:p>
